--- a/paper/style/reference.docx
+++ b/paper/style/reference.docx
@@ -567,7 +567,7 @@
       <w:jc w:val="center"/>
     </w:pPr>
     <w:rPr>
-      <w:rFonts w:asciiTheme="majorHAnsi" w:eastAsiaTheme="majorEastAsia" w:hAnsiTheme="majorHAnsi" w:cstheme="majorBidi" w:ascii="Times New Roman" w:hAnsi="Times New Roman"/>
+      <w:rFonts w:cstheme="majorBidi" w:ascii="Times New Roman" w:hAnsi="Times New Roman" w:cs="Times New Roman" w:eastAsia="Times New Roman"/>
       <w:b/>
       <w:color w:val="000000"/>
       <w:sz w:val="32"/>
@@ -598,11 +598,13 @@
       <w:numPr>
         <w:ilvl w:val="1"/>
       </w:numPr>
-    </w:pPr>
-    <w:rPr>
-      <w:rFonts w:eastAsiaTheme="majorEastAsia" w:cstheme="majorBidi"/>
+      <w:spacing w:line="480" w:lineRule="auto" w:after="0" w:before="0"/>
+    </w:pPr>
+    <w:rPr>
+      <w:rFonts w:cstheme="majorBidi" w:ascii="Times New Roman" w:hAnsi="Times New Roman" w:cs="Times New Roman" w:eastAsia="Times New Roman"/>
+      <w:color w:val="000000"/>
       <w:spacing w:val="15"/>
-      <w:sz w:val="28"/>
+      <w:sz w:val="24"/>
       <w:szCs w:val="28"/>
     </w:rPr>
   </w:style>
@@ -628,8 +630,11 @@
     <w:pPr>
       <w:keepNext/>
       <w:keepLines/>
-    </w:pPr>
-    <w:rPr>
+      <w:spacing w:line="480" w:lineRule="auto" w:after="0" w:before="0"/>
+    </w:pPr>
+    <w:rPr>
+      <w:rFonts w:ascii="Times New Roman" w:hAnsi="Times New Roman" w:cs="Times New Roman" w:eastAsia="Times New Roman"/>
+      <w:color w:val="000000"/>
       <w:sz w:val="24"/>
       <w:szCs w:val="24"/>
     </w:rPr>
@@ -660,8 +665,10 @@
       <w:jc w:val="center"/>
     </w:pPr>
     <w:rPr>
+      <w:rFonts w:ascii="Times New Roman" w:hAnsi="Times New Roman" w:cs="Times New Roman" w:eastAsia="Times New Roman"/>
       <w:b/>
-      <w:sz w:val="20"/>
+      <w:color w:val="000000"/>
+      <w:sz w:val="32"/>
       <w:szCs w:val="20"/>
     </w:rPr>
   </w:style>
@@ -711,7 +718,7 @@
       <w:outlineLvl w:val="0"/>
     </w:pPr>
     <w:rPr>
-      <w:rFonts w:asciiTheme="majorHAnsi" w:eastAsiaTheme="majorEastAsia" w:hAnsiTheme="majorHAnsi" w:cstheme="majorBidi" w:ascii="Times New Roman" w:hAnsi="Times New Roman"/>
+      <w:rFonts w:cstheme="majorBidi" w:ascii="Times New Roman" w:hAnsi="Times New Roman" w:cs="Times New Roman" w:eastAsia="Times New Roman"/>
       <w:b/>
       <w:i w:val="0"/>
       <w:color w:val="000000"/>
@@ -736,7 +743,7 @@
       <w:outlineLvl w:val="1"/>
     </w:pPr>
     <w:rPr>
-      <w:rFonts w:asciiTheme="majorHAnsi" w:eastAsiaTheme="majorEastAsia" w:hAnsiTheme="majorHAnsi" w:cstheme="majorBidi" w:ascii="Times New Roman" w:hAnsi="Times New Roman"/>
+      <w:rFonts w:cstheme="majorBidi" w:ascii="Times New Roman" w:hAnsi="Times New Roman" w:cs="Times New Roman" w:eastAsia="Times New Roman"/>
       <w:b/>
       <w:i w:val="0"/>
       <w:color w:val="000000"/>
@@ -761,7 +768,7 @@
       <w:outlineLvl w:val="2"/>
     </w:pPr>
     <w:rPr>
-      <w:rFonts w:eastAsiaTheme="majorEastAsia" w:cstheme="majorBidi" w:ascii="Times New Roman" w:hAnsi="Times New Roman"/>
+      <w:rFonts w:cstheme="majorBidi" w:ascii="Times New Roman" w:hAnsi="Times New Roman" w:cs="Times New Roman" w:eastAsia="Times New Roman"/>
       <w:b/>
       <w:i/>
       <w:color w:val="000000"/>
@@ -1104,7 +1111,7 @@
       <w:spacing w:before="0" w:after="200" w:line="276" w:lineRule="auto"/>
     </w:pPr>
     <w:rPr>
-      <w:rFonts w:ascii="Times New Roman" w:hAnsi="Times New Roman"/>
+      <w:rFonts w:ascii="Times New Roman" w:hAnsi="Times New Roman" w:cs="Times New Roman" w:eastAsia="Times New Roman"/>
       <w:i w:val="0"/>
       <w:color w:val="000000"/>
       <w:sz w:val="20"/>
@@ -1118,7 +1125,7 @@
       <w:spacing w:line="276" w:lineRule="auto" w:after="200"/>
     </w:pPr>
     <w:rPr>
-      <w:rFonts w:ascii="Times New Roman" w:hAnsi="Times New Roman"/>
+      <w:rFonts w:ascii="Times New Roman" w:hAnsi="Times New Roman" w:cs="Times New Roman" w:eastAsia="Times New Roman"/>
       <w:i w:val="0"/>
       <w:color w:val="000000"/>
       <w:sz w:val="20"/>
@@ -1131,7 +1138,7 @@
       <w:spacing w:line="276" w:lineRule="auto" w:after="200"/>
     </w:pPr>
     <w:rPr>
-      <w:rFonts w:ascii="Times New Roman" w:hAnsi="Times New Roman"/>
+      <w:rFonts w:ascii="Times New Roman" w:hAnsi="Times New Roman" w:cs="Times New Roman" w:eastAsia="Times New Roman"/>
       <w:i w:val="0"/>
       <w:color w:val="000000"/>
       <w:sz w:val="20"/>
